--- a/Design&AnalysisOfAlgorithms/Old Questions/oldQuestions.docx
+++ b/Design&AnalysisOfAlgorithms/Old Questions/oldQuestions.docx
@@ -204,31 +204,7 @@
           <w:lang w:val="en-US"/>
           <w14:ligatures w14:val="standardContextual"/>
         </w:rPr>
-        <w:t xml:space="preserve">What is the worst case of quick sort and how does randomize quick sort </w:t>
-      </w:r>
-      <w:proofErr w:type="gramStart"/>
-      <w:r>
-        <w:rPr>
-          <w:rFonts w:ascii="Aptos" w:eastAsia="Aptos" w:hAnsi="Aptos" w:cs="Times New Roman"/>
-          <w:kern w:val="2"/>
-          <w:sz w:val="24"/>
-          <w:szCs w:val="24"/>
-          <w:lang w:val="en-US"/>
-          <w14:ligatures w14:val="standardContextual"/>
-        </w:rPr>
-        <w:t>handle</w:t>
-      </w:r>
-      <w:proofErr w:type="gramEnd"/>
-      <w:r>
-        <w:rPr>
-          <w:rFonts w:ascii="Aptos" w:eastAsia="Aptos" w:hAnsi="Aptos" w:cs="Times New Roman"/>
-          <w:kern w:val="2"/>
-          <w:sz w:val="24"/>
-          <w:szCs w:val="24"/>
-          <w:lang w:val="en-US"/>
-          <w14:ligatures w14:val="standardContextual"/>
-        </w:rPr>
-        <w:t xml:space="preserve"> this problem? Sort the data { -2, 4, -3, 6, 12, 10, 11, 13, </w:t>
+        <w:t xml:space="preserve">What is the worst case of quick sort and how does randomize quick sort handle this problem? Sort the data { -2, 4, -3, 6, 12, 10, 11, 13, </w:t>
       </w:r>
       <w:r>
         <w:rPr>
@@ -314,6 +290,8 @@
               <w:ind w:left="0"/>
               <w:rPr>
                 <w:rFonts w:ascii="Aptos" w:eastAsia="Aptos" w:hAnsi="Aptos" w:cs="Times New Roman"/>
+                <w:b/>
+                <w:bCs/>
                 <w:kern w:val="2"/>
                 <w:sz w:val="24"/>
                 <w:szCs w:val="24"/>
@@ -324,6 +302,8 @@
             <w:r>
               <w:rPr>
                 <w:rFonts w:ascii="Aptos" w:eastAsia="Aptos" w:hAnsi="Aptos" w:cs="Times New Roman"/>
+                <w:b/>
+                <w:bCs/>
                 <w:kern w:val="2"/>
                 <w:sz w:val="24"/>
                 <w:szCs w:val="24"/>
@@ -567,6 +547,8 @@
               <w:ind w:left="0"/>
               <w:rPr>
                 <w:rFonts w:ascii="Aptos" w:eastAsia="Aptos" w:hAnsi="Aptos" w:cs="Times New Roman"/>
+                <w:b/>
+                <w:bCs/>
                 <w:kern w:val="2"/>
                 <w:sz w:val="24"/>
                 <w:szCs w:val="24"/>
@@ -577,6 +559,8 @@
             <w:r>
               <w:rPr>
                 <w:rFonts w:ascii="Aptos" w:eastAsia="Aptos" w:hAnsi="Aptos" w:cs="Times New Roman"/>
+                <w:b/>
+                <w:bCs/>
                 <w:kern w:val="2"/>
                 <w:sz w:val="24"/>
                 <w:szCs w:val="24"/>
@@ -820,6 +804,8 @@
               <w:ind w:left="0"/>
               <w:rPr>
                 <w:rFonts w:ascii="Aptos" w:eastAsia="Aptos" w:hAnsi="Aptos" w:cs="Times New Roman"/>
+                <w:b/>
+                <w:bCs/>
                 <w:kern w:val="2"/>
                 <w:sz w:val="24"/>
                 <w:szCs w:val="24"/>
@@ -830,6 +816,8 @@
             <w:r>
               <w:rPr>
                 <w:rFonts w:ascii="Aptos" w:eastAsia="Aptos" w:hAnsi="Aptos" w:cs="Times New Roman"/>
+                <w:b/>
+                <w:bCs/>
                 <w:kern w:val="2"/>
                 <w:sz w:val="24"/>
                 <w:szCs w:val="24"/>
@@ -1981,31 +1969,7 @@
           <w:lang w:val="en-US"/>
           <w14:ligatures w14:val="standardContextual"/>
         </w:rPr>
-        <w:t xml:space="preserve"> </w:t>
-      </w:r>
-      <w:proofErr w:type="gramStart"/>
-      <w:r>
-        <w:rPr>
-          <w:rFonts w:ascii="Aptos" w:eastAsia="Aptos" w:hAnsi="Aptos" w:cs="Times New Roman"/>
-          <w:kern w:val="2"/>
-          <w:sz w:val="24"/>
-          <w:szCs w:val="24"/>
-          <w:lang w:val="en-US"/>
-          <w14:ligatures w14:val="standardContextual"/>
-        </w:rPr>
-        <w:t>be solved</w:t>
-      </w:r>
-      <w:proofErr w:type="gramEnd"/>
-      <w:r>
-        <w:rPr>
-          <w:rFonts w:ascii="Aptos" w:eastAsia="Aptos" w:hAnsi="Aptos" w:cs="Times New Roman"/>
-          <w:kern w:val="2"/>
-          <w:sz w:val="24"/>
-          <w:szCs w:val="24"/>
-          <w:lang w:val="en-US"/>
-          <w14:ligatures w14:val="standardContextual"/>
-        </w:rPr>
-        <w:t>? Show that time complexity of the recurrence relation T(n) = 2T(n/2) + 1 is O(n) using substitution method.</w:t>
+        <w:t xml:space="preserve"> be solved? Show that time complexity of the recurrence relation T(n) = 2T(n/2) + 1 is O(n) using substitution method.</w:t>
       </w:r>
     </w:p>
     <w:p>
@@ -2034,31 +1998,7 @@
           <w:lang w:val="en-US"/>
           <w14:ligatures w14:val="standardContextual"/>
         </w:rPr>
-        <w:t xml:space="preserve">Write down the advantages of dynamic programming over greedy strategy. Find optimal bracketing to multiply </w:t>
-      </w:r>
-      <w:proofErr w:type="gramStart"/>
-      <w:r>
-        <w:rPr>
-          <w:rFonts w:ascii="Aptos" w:eastAsia="Aptos" w:hAnsi="Aptos" w:cs="Times New Roman"/>
-          <w:kern w:val="2"/>
-          <w:sz w:val="24"/>
-          <w:szCs w:val="24"/>
-          <w:lang w:val="en-US"/>
-          <w14:ligatures w14:val="standardContextual"/>
-        </w:rPr>
-        <w:t>4</w:t>
-      </w:r>
-      <w:proofErr w:type="gramEnd"/>
-      <w:r>
-        <w:rPr>
-          <w:rFonts w:ascii="Aptos" w:eastAsia="Aptos" w:hAnsi="Aptos" w:cs="Times New Roman"/>
-          <w:kern w:val="2"/>
-          <w:sz w:val="24"/>
-          <w:szCs w:val="24"/>
-          <w:lang w:val="en-US"/>
-          <w14:ligatures w14:val="standardContextual"/>
-        </w:rPr>
-        <w:t xml:space="preserve"> matrices of order 2,3,4,2,5.</w:t>
+        <w:t>Write down the advantages of dynamic programming over greedy strategy. Find optimal bracketing to multiply 4 matrices of order 2,3,4,2,5.</w:t>
       </w:r>
     </w:p>
     <w:p>
@@ -2411,6 +2351,8 @@
               <w:contextualSpacing/>
               <w:rPr>
                 <w:rFonts w:ascii="Aptos" w:eastAsia="Aptos" w:hAnsi="Aptos" w:cs="Times New Roman"/>
+                <w:b/>
+                <w:bCs/>
                 <w:kern w:val="2"/>
                 <w:sz w:val="24"/>
                 <w:szCs w:val="24"/>
@@ -2421,6 +2363,8 @@
             <w:r>
               <w:rPr>
                 <w:rFonts w:ascii="Aptos" w:eastAsia="Aptos" w:hAnsi="Aptos" w:cs="Times New Roman"/>
+                <w:b/>
+                <w:bCs/>
                 <w:kern w:val="2"/>
                 <w:sz w:val="24"/>
                 <w:szCs w:val="24"/>
@@ -2442,6 +2386,8 @@
               <w:contextualSpacing/>
               <w:rPr>
                 <w:rFonts w:ascii="Aptos" w:eastAsia="Aptos" w:hAnsi="Aptos" w:cs="Times New Roman"/>
+                <w:b/>
+                <w:bCs/>
                 <w:kern w:val="2"/>
                 <w:sz w:val="24"/>
                 <w:szCs w:val="24"/>
@@ -2452,6 +2398,8 @@
             <w:r>
               <w:rPr>
                 <w:rFonts w:ascii="Aptos" w:eastAsia="Aptos" w:hAnsi="Aptos" w:cs="Times New Roman"/>
+                <w:b/>
+                <w:bCs/>
                 <w:kern w:val="2"/>
                 <w:sz w:val="24"/>
                 <w:szCs w:val="24"/>
@@ -2888,7 +2836,19 @@
           <w:lang w:val="en-US"/>
           <w14:ligatures w14:val="standardContextual"/>
         </w:rPr>
-        <w:t xml:space="preserve">Why extended </w:t>
+        <w:t xml:space="preserve">Why </w:t>
+      </w:r>
+      <w:proofErr w:type="gramStart"/>
+      <w:r>
+        <w:rPr>
+          <w:rFonts w:ascii="Aptos" w:eastAsia="Aptos" w:hAnsi="Aptos" w:cs="Times New Roman"/>
+          <w:kern w:val="2"/>
+          <w:sz w:val="24"/>
+          <w:szCs w:val="24"/>
+          <w:lang w:val="en-US"/>
+          <w14:ligatures w14:val="standardContextual"/>
+        </w:rPr>
+        <w:t xml:space="preserve">extended </w:t>
       </w:r>
       <w:r>
         <w:rPr>
@@ -2910,19 +2870,7 @@
           <w:lang w:val="en-US"/>
           <w14:ligatures w14:val="standardContextual"/>
         </w:rPr>
-        <w:t xml:space="preserve"> algorithm </w:t>
-      </w:r>
-      <w:proofErr w:type="gramStart"/>
-      <w:r>
-        <w:rPr>
-          <w:rFonts w:ascii="Aptos" w:eastAsia="Aptos" w:hAnsi="Aptos" w:cs="Times New Roman"/>
-          <w:kern w:val="2"/>
-          <w:sz w:val="24"/>
-          <w:szCs w:val="24"/>
-          <w:lang w:val="en-US"/>
-          <w14:ligatures w14:val="standardContextual"/>
-        </w:rPr>
-        <w:t>is used</w:t>
+        <w:t xml:space="preserve"> algorithm is</w:t>
       </w:r>
       <w:proofErr w:type="gramEnd"/>
       <w:r>
@@ -2934,7 +2882,7 @@
           <w:lang w:val="en-US"/>
           <w14:ligatures w14:val="standardContextual"/>
         </w:rPr>
-        <w:t>? Write down its algorithm and analyze its complexity.</w:t>
+        <w:t xml:space="preserve"> used? Write down its algorithm and analyze its complexity.</w:t>
       </w:r>
     </w:p>
     <w:p>
@@ -2963,21 +2911,8 @@
           <w:lang w:val="en-US"/>
           <w14:ligatures w14:val="standardContextual"/>
         </w:rPr>
-        <w:t>Define NP-complete problems with examples. Give brief proof of the statement “SAT is NP-complete</w:t>
-      </w:r>
-      <w:proofErr w:type="gramStart"/>
-      <w:r>
-        <w:rPr>
-          <w:rFonts w:ascii="Aptos" w:eastAsia="Aptos" w:hAnsi="Aptos" w:cs="Times New Roman"/>
-          <w:kern w:val="2"/>
-          <w:sz w:val="24"/>
-          <w:szCs w:val="24"/>
-          <w:lang w:val="en-US"/>
-          <w14:ligatures w14:val="standardContextual"/>
-        </w:rPr>
-        <w:t>”.</w:t>
-      </w:r>
-      <w:proofErr w:type="gramEnd"/>
+        <w:t>Define NP-complete problems with examples. Give brief proof of the statement “SAT is NP-complete”.</w:t>
+      </w:r>
     </w:p>
     <w:p>
       <w:pPr>
@@ -3732,29 +3667,16 @@
         </w:rPr>
         <w:t xml:space="preserve"> </w:t>
       </w:r>
-      <w:proofErr w:type="gramStart"/>
-      <w:r>
-        <w:rPr>
-          <w:rFonts w:ascii="Aptos" w:eastAsia="Aptos" w:hAnsi="Aptos" w:cs="Times New Roman"/>
-          <w:kern w:val="2"/>
-          <w:sz w:val="24"/>
-          <w:szCs w:val="24"/>
-          <w:lang w:val="en-US"/>
-          <w14:ligatures w14:val="standardContextual"/>
-        </w:rPr>
-        <w:t>is given</w:t>
-      </w:r>
-      <w:proofErr w:type="gramEnd"/>
-      <w:r>
-        <w:rPr>
-          <w:rFonts w:ascii="Aptos" w:eastAsia="Aptos" w:hAnsi="Aptos" w:cs="Times New Roman"/>
-          <w:kern w:val="2"/>
-          <w:sz w:val="24"/>
-          <w:szCs w:val="24"/>
-          <w:lang w:val="en-US"/>
-          <w14:ligatures w14:val="standardContextual"/>
-        </w:rPr>
-        <w:t xml:space="preserve"> as A</w:t>
+      <w:r>
+        <w:rPr>
+          <w:rFonts w:ascii="Aptos" w:eastAsia="Aptos" w:hAnsi="Aptos" w:cs="Times New Roman"/>
+          <w:kern w:val="2"/>
+          <w:sz w:val="24"/>
+          <w:szCs w:val="24"/>
+          <w:lang w:val="en-US"/>
+          <w14:ligatures w14:val="standardContextual"/>
+        </w:rPr>
+        <w:t>is given as A</w:t>
       </w:r>
       <w:r>
         <w:rPr>
@@ -3974,31 +3896,7 @@
           <w:lang w:val="en-US"/>
           <w14:ligatures w14:val="standardContextual"/>
         </w:rPr>
-        <w:t xml:space="preserve">Best, </w:t>
-      </w:r>
-      <w:proofErr w:type="gramStart"/>
-      <w:r>
-        <w:rPr>
-          <w:rFonts w:ascii="Aptos" w:eastAsia="Aptos" w:hAnsi="Aptos" w:cs="Times New Roman"/>
-          <w:kern w:val="2"/>
-          <w:sz w:val="24"/>
-          <w:szCs w:val="24"/>
-          <w:lang w:val="en-US"/>
-          <w14:ligatures w14:val="standardContextual"/>
-        </w:rPr>
-        <w:t>Worst</w:t>
-      </w:r>
-      <w:proofErr w:type="gramEnd"/>
-      <w:r>
-        <w:rPr>
-          <w:rFonts w:ascii="Aptos" w:eastAsia="Aptos" w:hAnsi="Aptos" w:cs="Times New Roman"/>
-          <w:kern w:val="2"/>
-          <w:sz w:val="24"/>
-          <w:szCs w:val="24"/>
-          <w:lang w:val="en-US"/>
-          <w14:ligatures w14:val="standardContextual"/>
-        </w:rPr>
-        <w:t xml:space="preserve"> and average case complexity</w:t>
+        <w:t>Best, Worst and average case complexity</w:t>
       </w:r>
     </w:p>
     <w:p>
@@ -4151,31 +4049,7 @@
           <w:lang w:val="en-US"/>
           <w14:ligatures w14:val="standardContextual"/>
         </w:rPr>
-        <w:t xml:space="preserve">Write the dynamic programming algorithm for matrix chain multiplication. Find the optimal parenthesization for the matrix chain product ABCD with size of each </w:t>
-      </w:r>
-      <w:proofErr w:type="gramStart"/>
-      <w:r>
-        <w:rPr>
-          <w:rFonts w:ascii="Aptos" w:eastAsia="Aptos" w:hAnsi="Aptos" w:cs="Times New Roman"/>
-          <w:kern w:val="2"/>
-          <w:sz w:val="24"/>
-          <w:szCs w:val="24"/>
-          <w:lang w:val="en-US"/>
-          <w14:ligatures w14:val="standardContextual"/>
-        </w:rPr>
-        <w:t>is given</w:t>
-      </w:r>
-      <w:proofErr w:type="gramEnd"/>
-      <w:r>
-        <w:rPr>
-          <w:rFonts w:ascii="Aptos" w:eastAsia="Aptos" w:hAnsi="Aptos" w:cs="Times New Roman"/>
-          <w:kern w:val="2"/>
-          <w:sz w:val="24"/>
-          <w:szCs w:val="24"/>
-          <w:lang w:val="en-US"/>
-          <w14:ligatures w14:val="standardContextual"/>
-        </w:rPr>
-        <w:t xml:space="preserve"> as A</w:t>
+        <w:t>Write the dynamic programming algorithm for matrix chain multiplication. Find the optimal parenthesization for the matrix chain product ABCD with size of each is given as A</w:t>
       </w:r>
       <w:r>
         <w:rPr>
@@ -4743,31 +4617,7 @@
           <w:lang w:val="en-US"/>
           <w14:ligatures w14:val="standardContextual"/>
         </w:rPr>
-        <w:t xml:space="preserve">Best, </w:t>
-      </w:r>
-      <w:proofErr w:type="gramStart"/>
-      <w:r>
-        <w:rPr>
-          <w:rFonts w:ascii="Aptos" w:eastAsia="Aptos" w:hAnsi="Aptos" w:cs="Times New Roman"/>
-          <w:kern w:val="2"/>
-          <w:sz w:val="24"/>
-          <w:szCs w:val="24"/>
-          <w:lang w:val="en-US"/>
-          <w14:ligatures w14:val="standardContextual"/>
-        </w:rPr>
-        <w:t>Worst</w:t>
-      </w:r>
-      <w:proofErr w:type="gramEnd"/>
-      <w:r>
-        <w:rPr>
-          <w:rFonts w:ascii="Aptos" w:eastAsia="Aptos" w:hAnsi="Aptos" w:cs="Times New Roman"/>
-          <w:kern w:val="2"/>
-          <w:sz w:val="24"/>
-          <w:szCs w:val="24"/>
-          <w:lang w:val="en-US"/>
-          <w14:ligatures w14:val="standardContextual"/>
-        </w:rPr>
-        <w:t xml:space="preserve"> and average case complexity</w:t>
+        <w:t>Best, Worst and average case complexity</w:t>
       </w:r>
     </w:p>
     <w:p>
@@ -4796,29 +4646,7 @@
           <w:lang w:val="en-US"/>
           <w14:ligatures w14:val="standardContextual"/>
         </w:rPr>
-        <w:t>Greedy</w:t>
-      </w:r>
-      <w:r>
-        <w:rPr>
-          <w:rFonts w:ascii="Aptos" w:eastAsia="Aptos" w:hAnsi="Aptos" w:cs="Times New Roman"/>
-          <w:kern w:val="2"/>
-          <w:sz w:val="24"/>
-          <w:szCs w:val="24"/>
-          <w:lang w:val="en-US"/>
-          <w14:ligatures w14:val="standardContextual"/>
-        </w:rPr>
-        <w:t xml:space="preserve"> strategy</w:t>
-      </w:r>
-      <w:r>
-        <w:rPr>
-          <w:rFonts w:ascii="Aptos" w:eastAsia="Aptos" w:hAnsi="Aptos" w:cs="Times New Roman"/>
-          <w:kern w:val="2"/>
-          <w:sz w:val="24"/>
-          <w:szCs w:val="24"/>
-          <w:lang w:val="en-US"/>
-          <w14:ligatures w14:val="standardContextual"/>
-        </w:rPr>
-        <w:t xml:space="preserve"> </w:t>
+        <w:t xml:space="preserve">Greedy strategy </w:t>
       </w:r>
     </w:p>
     <w:p>
@@ -5245,18 +5073,7 @@
           <w:lang w:val="en-US"/>
           <w14:ligatures w14:val="standardContextual"/>
         </w:rPr>
-        <w:t>Find the MST from following graph using Kruskal’s algorithm.</w:t>
-      </w:r>
-      <w:r>
-        <w:rPr>
-          <w:rFonts w:ascii="Aptos" w:eastAsia="Aptos" w:hAnsi="Aptos" w:cs="Times New Roman"/>
-          <w:kern w:val="2"/>
-          <w:sz w:val="24"/>
-          <w:szCs w:val="24"/>
-          <w:lang w:val="en-US"/>
-          <w14:ligatures w14:val="standardContextual"/>
-        </w:rPr>
-        <w:t xml:space="preserve"> </w:t>
+        <w:t xml:space="preserve">Find the MST from following graph using Kruskal’s algorithm. </w:t>
       </w:r>
     </w:p>
     <w:p>
@@ -5273,6 +5090,9 @@
         </w:rPr>
       </w:pPr>
       <w:r>
+        <w:rPr>
+          <w:noProof/>
+        </w:rPr>
         <w:drawing>
           <wp:inline distT="0" distB="0" distL="0" distR="0" wp14:anchorId="16CB5A09" wp14:editId="744514DC">
             <wp:extent cx="2278380" cy="1684020"/>
@@ -5396,18 +5216,7 @@
           <w:lang w:val="en-US"/>
           <w14:ligatures w14:val="standardContextual"/>
         </w:rPr>
-        <w:t xml:space="preserve"> best and worst complexity.</w:t>
-      </w:r>
-      <w:r>
-        <w:rPr>
-          <w:rFonts w:ascii="Aptos" w:eastAsia="Aptos" w:hAnsi="Aptos" w:cs="Times New Roman"/>
-          <w:kern w:val="2"/>
-          <w:sz w:val="24"/>
-          <w:szCs w:val="24"/>
-          <w:lang w:val="en-US"/>
-          <w14:ligatures w14:val="standardContextual"/>
-        </w:rPr>
-        <w:t xml:space="preserve"> </w:t>
+        <w:t xml:space="preserve"> best and worst complexity. </w:t>
       </w:r>
       <w:r>
         <w:rPr>
@@ -5502,18 +5311,7 @@
           <w:lang w:val="en-US"/>
           <w14:ligatures w14:val="standardContextual"/>
         </w:rPr>
-        <w:t>What are the elementary properties of algorithm? Explain. Why do you need algorithm? Discuss about analysis of the RAM model for analysis of algorithm with suitable example.</w:t>
-      </w:r>
-      <w:r>
-        <w:rPr>
-          <w:rFonts w:ascii="Aptos" w:eastAsia="Aptos" w:hAnsi="Aptos" w:cs="Times New Roman"/>
-          <w:kern w:val="2"/>
-          <w:sz w:val="24"/>
-          <w:szCs w:val="24"/>
-          <w:lang w:val="en-US"/>
-          <w14:ligatures w14:val="standardContextual"/>
-        </w:rPr>
-        <w:t xml:space="preserve"> </w:t>
+        <w:t xml:space="preserve">What are the elementary properties of algorithm? Explain. Why do you need algorithm? Discuss about analysis of the RAM model for analysis of algorithm with suitable example. </w:t>
       </w:r>
     </w:p>
     <w:p>
@@ -5542,18 +5340,7 @@
           <w:lang w:val="en-US"/>
           <w14:ligatures w14:val="standardContextual"/>
         </w:rPr>
-        <w:t>Explain about the divide and conquer paradigm for algorithm design with suitable example. Write the Quick sort algorithm using randomized approach and explain its time complexity.</w:t>
-      </w:r>
-      <w:r>
-        <w:rPr>
-          <w:rFonts w:ascii="Aptos" w:eastAsia="Aptos" w:hAnsi="Aptos" w:cs="Times New Roman"/>
-          <w:kern w:val="2"/>
-          <w:sz w:val="24"/>
-          <w:szCs w:val="24"/>
-          <w:lang w:val="en-US"/>
-          <w14:ligatures w14:val="standardContextual"/>
-        </w:rPr>
-        <w:t xml:space="preserve"> </w:t>
+        <w:t xml:space="preserve">Explain about the divide and conquer paradigm for algorithm design with suitable example. Write the Quick sort algorithm using randomized approach and explain its time complexity. </w:t>
       </w:r>
     </w:p>
     <w:p>
@@ -5723,18 +5510,7 @@
           <w:lang w:val="en-US"/>
           <w14:ligatures w14:val="standardContextual"/>
         </w:rPr>
-        <w:t>T(n)=2T(n/2) +1 for n&gt; 1, T(n) =1 for n =1</w:t>
-      </w:r>
-      <w:r>
-        <w:rPr>
-          <w:rFonts w:ascii="Aptos" w:eastAsia="Aptos" w:hAnsi="Aptos" w:cs="Times New Roman"/>
-          <w:kern w:val="2"/>
-          <w:sz w:val="24"/>
-          <w:szCs w:val="24"/>
-          <w:lang w:val="en-US"/>
-          <w14:ligatures w14:val="standardContextual"/>
-        </w:rPr>
-        <w:t xml:space="preserve"> </w:t>
+        <w:t xml:space="preserve">T(n)=2T(n/2) +1 for n&gt; 1, T(n) =1 for n =1 </w:t>
       </w:r>
     </w:p>
     <w:p>
@@ -5763,18 +5539,7 @@
           <w:lang w:val="en-US"/>
           <w14:ligatures w14:val="standardContextual"/>
         </w:rPr>
-        <w:t>Write an algorithm to find the maximum element of an array and analyze its time complexity.</w:t>
-      </w:r>
-      <w:r>
-        <w:rPr>
-          <w:rFonts w:ascii="Aptos" w:eastAsia="Aptos" w:hAnsi="Aptos" w:cs="Times New Roman"/>
-          <w:kern w:val="2"/>
-          <w:sz w:val="24"/>
-          <w:szCs w:val="24"/>
-          <w:lang w:val="en-US"/>
-          <w14:ligatures w14:val="standardContextual"/>
-        </w:rPr>
-        <w:t xml:space="preserve"> </w:t>
+        <w:t xml:space="preserve">Write an algorithm to find the maximum element of an array and analyze its time complexity. </w:t>
       </w:r>
     </w:p>
     <w:p>
@@ -5803,18 +5568,7 @@
           <w:lang w:val="en-US"/>
           <w14:ligatures w14:val="standardContextual"/>
         </w:rPr>
-        <w:t>Write the algorithm for bubble sort and explain its time complexity.</w:t>
-      </w:r>
-      <w:r>
-        <w:rPr>
-          <w:rFonts w:ascii="Aptos" w:eastAsia="Aptos" w:hAnsi="Aptos" w:cs="Times New Roman"/>
-          <w:kern w:val="2"/>
-          <w:sz w:val="24"/>
-          <w:szCs w:val="24"/>
-          <w:lang w:val="en-US"/>
-          <w14:ligatures w14:val="standardContextual"/>
-        </w:rPr>
-        <w:t xml:space="preserve"> </w:t>
+        <w:t xml:space="preserve">Write the algorithm for bubble sort and explain its time complexity. </w:t>
       </w:r>
     </w:p>
     <w:p>
@@ -5865,18 +5619,7 @@
           <w:lang w:val="en-US"/>
           <w14:ligatures w14:val="standardContextual"/>
         </w:rPr>
-        <w:t>solve optimization problems.</w:t>
-      </w:r>
-      <w:r>
-        <w:rPr>
-          <w:rFonts w:ascii="Aptos" w:eastAsia="Aptos" w:hAnsi="Aptos" w:cs="Times New Roman"/>
-          <w:kern w:val="2"/>
-          <w:sz w:val="24"/>
-          <w:szCs w:val="24"/>
-          <w:lang w:val="en-US"/>
-          <w14:ligatures w14:val="standardContextual"/>
-        </w:rPr>
-        <w:t xml:space="preserve"> </w:t>
+        <w:t xml:space="preserve">solve optimization problems. </w:t>
       </w:r>
     </w:p>
     <w:p>
@@ -5934,18 +5677,7 @@
           <w:lang w:val="en-US"/>
           <w14:ligatures w14:val="standardContextual"/>
         </w:rPr>
-        <w:t>What do you mean by memorization strategy? Compare memorization with dynamic programing.</w:t>
-      </w:r>
-      <w:r>
-        <w:rPr>
-          <w:rFonts w:ascii="Aptos" w:eastAsia="Aptos" w:hAnsi="Aptos" w:cs="Times New Roman"/>
-          <w:kern w:val="2"/>
-          <w:sz w:val="24"/>
-          <w:szCs w:val="24"/>
-          <w:lang w:val="en-US"/>
-          <w14:ligatures w14:val="standardContextual"/>
-        </w:rPr>
-        <w:t xml:space="preserve"> </w:t>
+        <w:t xml:space="preserve">What do you mean by memorization strategy? Compare memorization with dynamic programing. </w:t>
       </w:r>
     </w:p>
     <w:p>
@@ -5996,18 +5728,7 @@
           <w:lang w:val="en-US"/>
           <w14:ligatures w14:val="standardContextual"/>
         </w:rPr>
-        <w:t xml:space="preserve"> differ with recursion?</w:t>
-      </w:r>
-      <w:r>
-        <w:rPr>
-          <w:rFonts w:ascii="Aptos" w:eastAsia="Aptos" w:hAnsi="Aptos" w:cs="Times New Roman"/>
-          <w:kern w:val="2"/>
-          <w:sz w:val="24"/>
-          <w:szCs w:val="24"/>
-          <w:lang w:val="en-US"/>
-          <w14:ligatures w14:val="standardContextual"/>
-        </w:rPr>
-        <w:t xml:space="preserve"> </w:t>
+        <w:t xml:space="preserve"> differ with recursion? </w:t>
       </w:r>
     </w:p>
     <w:p>
@@ -6036,31 +5757,7 @@
           <w:lang w:val="en-US"/>
           <w14:ligatures w14:val="standardContextual"/>
         </w:rPr>
-        <w:t xml:space="preserve">Explain in brief about the complexity classes P, </w:t>
-      </w:r>
-      <w:proofErr w:type="gramStart"/>
-      <w:r>
-        <w:rPr>
-          <w:rFonts w:ascii="Aptos" w:eastAsia="Aptos" w:hAnsi="Aptos" w:cs="Times New Roman"/>
-          <w:kern w:val="2"/>
-          <w:sz w:val="24"/>
-          <w:szCs w:val="24"/>
-          <w:lang w:val="en-US"/>
-          <w14:ligatures w14:val="standardContextual"/>
-        </w:rPr>
-        <w:t>NP</w:t>
-      </w:r>
-      <w:proofErr w:type="gramEnd"/>
-      <w:r>
-        <w:rPr>
-          <w:rFonts w:ascii="Aptos" w:eastAsia="Aptos" w:hAnsi="Aptos" w:cs="Times New Roman"/>
-          <w:kern w:val="2"/>
-          <w:sz w:val="24"/>
-          <w:szCs w:val="24"/>
-          <w:lang w:val="en-US"/>
-          <w14:ligatures w14:val="standardContextual"/>
-        </w:rPr>
-        <w:t xml:space="preserve"> and NP Complete.</w:t>
+        <w:t>Explain in brief about the complexity classes P, NP and NP Complete.</w:t>
       </w:r>
     </w:p>
     <w:p>
@@ -6255,18 +5952,7 @@
           <w:lang w:val="en-US"/>
           <w14:ligatures w14:val="standardContextual"/>
         </w:rPr>
-        <w:t>What do you mean by the complexity of an algorithm? Explain the asymptotic notations used to describe the time/space complexity of any algorithm with their geometrical interpretation and example.</w:t>
-      </w:r>
-      <w:r>
-        <w:rPr>
-          <w:rFonts w:ascii="Aptos" w:eastAsia="Aptos" w:hAnsi="Aptos" w:cs="Times New Roman"/>
-          <w:kern w:val="2"/>
-          <w:sz w:val="24"/>
-          <w:szCs w:val="24"/>
-          <w:lang w:val="en-US"/>
-          <w14:ligatures w14:val="standardContextual"/>
-        </w:rPr>
-        <w:t xml:space="preserve"> </w:t>
+        <w:t xml:space="preserve">What do you mean by the complexity of an algorithm? Explain the asymptotic notations used to describe the time/space complexity of any algorithm with their geometrical interpretation and example. </w:t>
       </w:r>
     </w:p>
     <w:p>
@@ -6295,18 +5981,7 @@
           <w:lang w:val="en-US"/>
           <w14:ligatures w14:val="standardContextual"/>
         </w:rPr>
-        <w:t>Explain the divide and conquer paradigm from algorithm design with a suitable example. Write the Quick sort algorithm using a randomized approach and explain its time complexity.</w:t>
-      </w:r>
-      <w:r>
-        <w:rPr>
-          <w:rFonts w:ascii="Aptos" w:eastAsia="Aptos" w:hAnsi="Aptos" w:cs="Times New Roman"/>
-          <w:kern w:val="2"/>
-          <w:sz w:val="24"/>
-          <w:szCs w:val="24"/>
-          <w:lang w:val="en-US"/>
-          <w14:ligatures w14:val="standardContextual"/>
-        </w:rPr>
-        <w:t xml:space="preserve"> </w:t>
+        <w:t xml:space="preserve">Explain the divide and conquer paradigm from algorithm design with a suitable example. Write the Quick sort algorithm using a randomized approach and explain its time complexity. </w:t>
       </w:r>
     </w:p>
     <w:p>
@@ -6450,18 +6125,7 @@
           <w:lang w:val="en-US"/>
           <w14:ligatures w14:val="standardContextual"/>
         </w:rPr>
-        <w:t>Write the algorithm for selection sort and explain its time and space complexity.</w:t>
-      </w:r>
-      <w:r>
-        <w:rPr>
-          <w:rFonts w:ascii="Aptos" w:eastAsia="Aptos" w:hAnsi="Aptos" w:cs="Times New Roman"/>
-          <w:kern w:val="2"/>
-          <w:sz w:val="24"/>
-          <w:szCs w:val="24"/>
-          <w:lang w:val="en-US"/>
-          <w14:ligatures w14:val="standardContextual"/>
-        </w:rPr>
-        <w:t xml:space="preserve"> </w:t>
+        <w:t xml:space="preserve">Write the algorithm for selection sort and explain its time and space complexity. </w:t>
       </w:r>
     </w:p>
     <w:p>
@@ -6577,18 +6241,7 @@
           <w:lang w:val="en-US"/>
           <w14:ligatures w14:val="standardContextual"/>
         </w:rPr>
-        <w:t>Explain the greedy algorithm for the fractional knapsack problem with its time complexity.</w:t>
-      </w:r>
-      <w:r>
-        <w:rPr>
-          <w:rFonts w:ascii="Aptos" w:eastAsia="Aptos" w:hAnsi="Aptos" w:cs="Times New Roman"/>
-          <w:kern w:val="2"/>
-          <w:sz w:val="24"/>
-          <w:szCs w:val="24"/>
-          <w:lang w:val="en-US"/>
-          <w14:ligatures w14:val="standardContextual"/>
-        </w:rPr>
-        <w:t xml:space="preserve"> </w:t>
+        <w:t xml:space="preserve">Explain the greedy algorithm for the fractional knapsack problem with its time complexity. </w:t>
       </w:r>
     </w:p>
     <w:p>
@@ -6673,18 +6326,7 @@
           <w:lang w:val="en-US"/>
           <w14:ligatures w14:val="standardContextual"/>
         </w:rPr>
-        <w:t>What do you mean by Dynamic programming strategy? Explain the element of DP.</w:t>
-      </w:r>
-      <w:r>
-        <w:rPr>
-          <w:rFonts w:ascii="Aptos" w:eastAsia="Aptos" w:hAnsi="Aptos" w:cs="Times New Roman"/>
-          <w:kern w:val="2"/>
-          <w:sz w:val="24"/>
-          <w:szCs w:val="24"/>
-          <w:lang w:val="en-US"/>
-          <w14:ligatures w14:val="standardContextual"/>
-        </w:rPr>
-        <w:t xml:space="preserve"> </w:t>
+        <w:t xml:space="preserve">What do you mean by Dynamic programming strategy? Explain the element of DP. </w:t>
       </w:r>
     </w:p>
     <w:p>
@@ -6713,18 +6355,7 @@
           <w:lang w:val="en-US"/>
           <w14:ligatures w14:val="standardContextual"/>
         </w:rPr>
-        <w:t>Explain the approximation for solving vertex cover with a suitable example.</w:t>
-      </w:r>
-      <w:r>
-        <w:rPr>
-          <w:rFonts w:ascii="Aptos" w:eastAsia="Aptos" w:hAnsi="Aptos" w:cs="Times New Roman"/>
-          <w:kern w:val="2"/>
-          <w:sz w:val="24"/>
-          <w:szCs w:val="24"/>
-          <w:lang w:val="en-US"/>
-          <w14:ligatures w14:val="standardContextual"/>
-        </w:rPr>
-        <w:t xml:space="preserve"> </w:t>
+        <w:t xml:space="preserve">Explain the approximation for solving vertex cover with a suitable example. </w:t>
       </w:r>
     </w:p>
     <w:p>
@@ -6753,18 +6384,7 @@
           <w:lang w:val="en-US"/>
           <w14:ligatures w14:val="standardContextual"/>
         </w:rPr>
-        <w:t>Explain Prism’s algorithm for MST problem and analyze its time complexity.</w:t>
-      </w:r>
-      <w:r>
-        <w:rPr>
-          <w:rFonts w:ascii="Aptos" w:eastAsia="Aptos" w:hAnsi="Aptos" w:cs="Times New Roman"/>
-          <w:kern w:val="2"/>
-          <w:sz w:val="24"/>
-          <w:szCs w:val="24"/>
-          <w:lang w:val="en-US"/>
-          <w14:ligatures w14:val="standardContextual"/>
-        </w:rPr>
-        <w:t xml:space="preserve"> </w:t>
+        <w:t xml:space="preserve">Explain Prism’s algorithm for MST problem and analyze its time complexity. </w:t>
       </w:r>
     </w:p>
     <w:p>
@@ -9837,6 +9457,7 @@
   <w:style w:type="character" w:default="1" w:styleId="DefaultParagraphFont">
     <w:name w:val="Default Paragraph Font"/>
     <w:uiPriority w:val="1"/>
+    <w:semiHidden/>
     <w:unhideWhenUsed/>
   </w:style>
   <w:style w:type="table" w:default="1" w:styleId="TableNormal">

--- a/Design&AnalysisOfAlgorithms/Old Questions/oldQuestions.docx
+++ b/Design&AnalysisOfAlgorithms/Old Questions/oldQuestions.docx
@@ -1237,6 +1237,17 @@
           <w:lang w:val="en-US"/>
           <w14:ligatures w14:val="standardContextual"/>
         </w:rPr>
+        <w:t>/</w:t>
+      </w:r>
+      <w:r>
+        <w:rPr>
+          <w:rFonts w:ascii="Aptos" w:eastAsia="Aptos" w:hAnsi="Aptos" w:cs="Times New Roman"/>
+          <w:kern w:val="2"/>
+          <w:sz w:val="24"/>
+          <w:szCs w:val="24"/>
+          <w:lang w:val="en-US"/>
+          <w14:ligatures w14:val="standardContextual"/>
+        </w:rPr>
         <w:t>2) +</w:t>
       </w:r>
       <w:r>
@@ -1347,6 +1358,17 @@
           <w14:ligatures w14:val="standardContextual"/>
         </w:rPr>
         <w:t>T(n)=2T(n</w:t>
+      </w:r>
+      <w:r>
+        <w:rPr>
+          <w:rFonts w:ascii="Aptos" w:eastAsia="Aptos" w:hAnsi="Aptos" w:cs="Times New Roman"/>
+          <w:kern w:val="2"/>
+          <w:sz w:val="24"/>
+          <w:szCs w:val="24"/>
+          <w:lang w:val="en-US"/>
+          <w14:ligatures w14:val="standardContextual"/>
+        </w:rPr>
+        <w:t>/</w:t>
       </w:r>
       <w:r>
         <w:rPr>
@@ -2836,19 +2858,7 @@
           <w:lang w:val="en-US"/>
           <w14:ligatures w14:val="standardContextual"/>
         </w:rPr>
-        <w:t xml:space="preserve">Why </w:t>
-      </w:r>
-      <w:proofErr w:type="gramStart"/>
-      <w:r>
-        <w:rPr>
-          <w:rFonts w:ascii="Aptos" w:eastAsia="Aptos" w:hAnsi="Aptos" w:cs="Times New Roman"/>
-          <w:kern w:val="2"/>
-          <w:sz w:val="24"/>
-          <w:szCs w:val="24"/>
-          <w:lang w:val="en-US"/>
-          <w14:ligatures w14:val="standardContextual"/>
-        </w:rPr>
-        <w:t xml:space="preserve">extended </w:t>
+        <w:t xml:space="preserve">Why extended </w:t>
       </w:r>
       <w:r>
         <w:rPr>
@@ -2870,19 +2880,7 @@
           <w:lang w:val="en-US"/>
           <w14:ligatures w14:val="standardContextual"/>
         </w:rPr>
-        <w:t xml:space="preserve"> algorithm is</w:t>
-      </w:r>
-      <w:proofErr w:type="gramEnd"/>
-      <w:r>
-        <w:rPr>
-          <w:rFonts w:ascii="Aptos" w:eastAsia="Aptos" w:hAnsi="Aptos" w:cs="Times New Roman"/>
-          <w:kern w:val="2"/>
-          <w:sz w:val="24"/>
-          <w:szCs w:val="24"/>
-          <w:lang w:val="en-US"/>
-          <w14:ligatures w14:val="standardContextual"/>
-        </w:rPr>
-        <w:t xml:space="preserve"> used? Write down its algorithm and analyze its complexity.</w:t>
+        <w:t xml:space="preserve"> algorithm is used? Write down its algorithm and analyze its complexity.</w:t>
       </w:r>
     </w:p>
     <w:p>
@@ -5192,31 +5190,7 @@
           <w:lang w:val="en-US"/>
           <w14:ligatures w14:val="standardContextual"/>
         </w:rPr>
-        <w:t xml:space="preserve">15,7,6,23, 18,34,25} and write </w:t>
-      </w:r>
-      <w:proofErr w:type="gramStart"/>
-      <w:r>
-        <w:rPr>
-          <w:rFonts w:ascii="Aptos" w:eastAsia="Aptos" w:hAnsi="Aptos" w:cs="Times New Roman"/>
-          <w:kern w:val="2"/>
-          <w:sz w:val="24"/>
-          <w:szCs w:val="24"/>
-          <w:lang w:val="en-US"/>
-          <w14:ligatures w14:val="standardContextual"/>
-        </w:rPr>
-        <w:t>it’s</w:t>
-      </w:r>
-      <w:proofErr w:type="gramEnd"/>
-      <w:r>
-        <w:rPr>
-          <w:rFonts w:ascii="Aptos" w:eastAsia="Aptos" w:hAnsi="Aptos" w:cs="Times New Roman"/>
-          <w:kern w:val="2"/>
-          <w:sz w:val="24"/>
-          <w:szCs w:val="24"/>
-          <w:lang w:val="en-US"/>
-          <w14:ligatures w14:val="standardContextual"/>
-        </w:rPr>
-        <w:t xml:space="preserve"> best and worst complexity. </w:t>
+        <w:t xml:space="preserve">15,7,6,23, 18,34,25} and write it’s best and worst complexity. </w:t>
       </w:r>
       <w:r>
         <w:rPr>
